--- a/Knowledge/3-Work knowledge/1-Software Engineering/2-Testing/5-My Source/1-ISTQB Foundation Level/9-Tool Support for Testing/2-Common Types of Test Automation Frameworks/5-Data-Driven Framework.docx
+++ b/Knowledge/3-Work knowledge/1-Software Engineering/2-Testing/5-My Source/1-ISTQB Foundation Level/9-Tool Support for Testing/2-Common Types of Test Automation Frameworks/5-Data-Driven Framework.docx
@@ -36,51 +36,77 @@
       </w:pPr>
       <w:r>
         <w:rPr>
-          <w:b/>
-          <w:shd w:val="clear" w:color="auto" w:fill="B7B7B7"/>
-        </w:rPr>
-        <w:t># Source</w:t>
-      </w:r>
-      <w:r>
-        <w:rPr>
-          <w:shd w:val="clear" w:color="auto" w:fill="B7B7B7"/>
-        </w:rPr>
-        <w:t xml:space="preserve">: </w:t>
-      </w:r>
-      <w:r>
-        <w:rPr>
-          <w:b/>
-          <w:shd w:val="clear" w:color="auto" w:fill="B7B7B7"/>
-        </w:rPr>
-        <w:t xml:space="preserve">Chatgpt </w:t>
-      </w:r>
-      <w:r>
-        <w:rPr>
-          <w:b/>
-          <w:sz w:val="14"/>
-          <w:szCs w:val="14"/>
-          <w:shd w:val="clear" w:color="auto" w:fill="B7B7B7"/>
-        </w:rPr>
-        <w:t>(GPT</w:t>
-      </w:r>
-      <w:r>
-        <w:rPr>
-          <w:rFonts w:ascii="Cambria Math" w:hAnsi="Cambria Math" w:cs="Cambria Math"/>
-          <w:b/>
-          <w:sz w:val="14"/>
-          <w:szCs w:val="14"/>
-          <w:shd w:val="clear" w:color="auto" w:fill="B7B7B7"/>
+          <w:rFonts w:ascii="Arial" w:eastAsia="Arial" w:hAnsi="Arial" w:cs="Arial"/>
+          <w:b/>
+          <w:color w:val="000000"/>
+          <w:sz w:val="18"/>
+          <w:highlight w:val="lightGray"/>
+        </w:rPr>
+        <w:t># Source: AI Source: Provided by: [Data Path</w:t>
+      </w:r>
+      <w:r>
+        <w:rPr>
+          <w:rFonts w:ascii="Arial" w:eastAsia="Arial" w:hAnsi="Arial" w:cs="Arial"/>
+          <w:color w:val="000000"/>
+          <w:sz w:val="18"/>
+          <w:highlight w:val="lightGray"/>
+        </w:rPr>
+        <w:t xml:space="preserve">: Persons Table -&gt; ID Column: 1, Name_En Column: Motasem Essam] -&gt; </w:t>
+      </w:r>
+      <w:r>
+        <w:rPr>
+          <w:rFonts w:ascii="Arial" w:eastAsia="Arial" w:hAnsi="Arial" w:cs="Arial"/>
+          <w:b/>
+          <w:color w:val="000000"/>
+          <w:sz w:val="18"/>
+          <w:highlight w:val="lightGray"/>
+        </w:rPr>
+        <w:t>From:</w:t>
+      </w:r>
+      <w:r>
+        <w:rPr>
+          <w:rFonts w:ascii="Arial" w:eastAsia="Arial" w:hAnsi="Arial" w:cs="Arial"/>
+          <w:color w:val="000000"/>
+          <w:sz w:val="18"/>
+          <w:highlight w:val="lightGray"/>
+        </w:rPr>
+        <w:t xml:space="preserve"> [Chatgpt (GPT</w:t>
+      </w:r>
+      <w:r>
+        <w:rPr>
+          <w:rFonts w:ascii="Arial" w:eastAsia="Arial" w:hAnsi="Arial" w:cs="Cambria Math"/>
+          <w:color w:val="000000"/>
+          <w:sz w:val="18"/>
+          <w:highlight w:val="lightGray"/>
         </w:rPr>
         <w:t>‑</w:t>
       </w:r>
       <w:r>
         <w:rPr>
-          <w:b/>
-          <w:sz w:val="14"/>
-          <w:szCs w:val="14"/>
-          <w:shd w:val="clear" w:color="auto" w:fill="B7B7B7"/>
-        </w:rPr>
-        <w:t>5 Mini) at [8/19/2025]</w:t>
+          <w:rFonts w:ascii="Arial" w:eastAsia="Arial" w:hAnsi="Arial" w:cs="Arial"/>
+          <w:color w:val="000000"/>
+          <w:sz w:val="18"/>
+          <w:highlight w:val="lightGray"/>
+        </w:rPr>
+        <w:t xml:space="preserve">5 Mini)] </w:t>
+      </w:r>
+      <w:r>
+        <w:rPr>
+          <w:rFonts w:ascii="Arial" w:eastAsia="Arial" w:hAnsi="Arial" w:cs="Arial"/>
+          <w:b/>
+          <w:color w:val="000000"/>
+          <w:sz w:val="18"/>
+          <w:highlight w:val="lightGray"/>
+        </w:rPr>
+        <w:t>on</w:t>
+      </w:r>
+      <w:r>
+        <w:rPr>
+          <w:rFonts w:ascii="Arial" w:eastAsia="Arial" w:hAnsi="Arial"/>
+          <w:sz w:val="18"/>
+          <w:highlight w:val="lightGray"/>
+        </w:rPr>
+        <w:t xml:space="preserve"> [8/19/2025]</w:t>
       </w:r>
     </w:p>
     <w:p>
@@ -185,7 +211,7 @@
     </w:p>
     <w:p>
       <w:r>
-        <w:pict w14:anchorId="018BA3A9">
+        <w:pict w14:anchorId="62A3552A">
           <v:rect id="_x0000_i1025" style="width:0;height:1.5pt" o:hralign="center" o:hrstd="t" o:hr="t" fillcolor="#a0a0a0" stroked="f"/>
         </w:pict>
       </w:r>
@@ -209,51 +235,77 @@
       </w:pPr>
       <w:r>
         <w:rPr>
-          <w:b/>
-          <w:shd w:val="clear" w:color="auto" w:fill="B7B7B7"/>
-        </w:rPr>
-        <w:t># Source</w:t>
-      </w:r>
-      <w:r>
-        <w:rPr>
-          <w:shd w:val="clear" w:color="auto" w:fill="B7B7B7"/>
-        </w:rPr>
-        <w:t xml:space="preserve">: </w:t>
-      </w:r>
-      <w:r>
-        <w:rPr>
-          <w:b/>
-          <w:shd w:val="clear" w:color="auto" w:fill="B7B7B7"/>
-        </w:rPr>
-        <w:t xml:space="preserve">Chatgpt </w:t>
-      </w:r>
-      <w:r>
-        <w:rPr>
-          <w:b/>
-          <w:sz w:val="14"/>
-          <w:szCs w:val="14"/>
-          <w:shd w:val="clear" w:color="auto" w:fill="B7B7B7"/>
-        </w:rPr>
-        <w:t>(GPT</w:t>
-      </w:r>
-      <w:r>
-        <w:rPr>
-          <w:rFonts w:ascii="Cambria Math" w:hAnsi="Cambria Math" w:cs="Cambria Math"/>
-          <w:b/>
-          <w:sz w:val="14"/>
-          <w:szCs w:val="14"/>
-          <w:shd w:val="clear" w:color="auto" w:fill="B7B7B7"/>
+          <w:rFonts w:ascii="Arial" w:eastAsia="Arial" w:hAnsi="Arial" w:cs="Arial"/>
+          <w:b/>
+          <w:color w:val="000000"/>
+          <w:sz w:val="18"/>
+          <w:highlight w:val="lightGray"/>
+        </w:rPr>
+        <w:t># Source: AI Source: Provided by: [Data Path</w:t>
+      </w:r>
+      <w:r>
+        <w:rPr>
+          <w:rFonts w:ascii="Arial" w:eastAsia="Arial" w:hAnsi="Arial" w:cs="Arial"/>
+          <w:color w:val="000000"/>
+          <w:sz w:val="18"/>
+          <w:highlight w:val="lightGray"/>
+        </w:rPr>
+        <w:t xml:space="preserve">: Persons Table -&gt; ID Column: 1, Name_En Column: Motasem Essam] -&gt; </w:t>
+      </w:r>
+      <w:r>
+        <w:rPr>
+          <w:rFonts w:ascii="Arial" w:eastAsia="Arial" w:hAnsi="Arial" w:cs="Arial"/>
+          <w:b/>
+          <w:color w:val="000000"/>
+          <w:sz w:val="18"/>
+          <w:highlight w:val="lightGray"/>
+        </w:rPr>
+        <w:t>From:</w:t>
+      </w:r>
+      <w:r>
+        <w:rPr>
+          <w:rFonts w:ascii="Arial" w:eastAsia="Arial" w:hAnsi="Arial" w:cs="Arial"/>
+          <w:color w:val="000000"/>
+          <w:sz w:val="18"/>
+          <w:highlight w:val="lightGray"/>
+        </w:rPr>
+        <w:t xml:space="preserve"> [Chatgpt (GPT</w:t>
+      </w:r>
+      <w:r>
+        <w:rPr>
+          <w:rFonts w:ascii="Arial" w:eastAsia="Arial" w:hAnsi="Arial" w:cs="Cambria Math"/>
+          <w:color w:val="000000"/>
+          <w:sz w:val="18"/>
+          <w:highlight w:val="lightGray"/>
         </w:rPr>
         <w:t>‑</w:t>
       </w:r>
       <w:r>
         <w:rPr>
-          <w:b/>
-          <w:sz w:val="14"/>
-          <w:szCs w:val="14"/>
-          <w:shd w:val="clear" w:color="auto" w:fill="B7B7B7"/>
-        </w:rPr>
-        <w:t>5 Mini) at [8/19/2025]</w:t>
+          <w:rFonts w:ascii="Arial" w:eastAsia="Arial" w:hAnsi="Arial" w:cs="Arial"/>
+          <w:color w:val="000000"/>
+          <w:sz w:val="18"/>
+          <w:highlight w:val="lightGray"/>
+        </w:rPr>
+        <w:t xml:space="preserve">5 Mini)] </w:t>
+      </w:r>
+      <w:r>
+        <w:rPr>
+          <w:rFonts w:ascii="Arial" w:eastAsia="Arial" w:hAnsi="Arial" w:cs="Arial"/>
+          <w:b/>
+          <w:color w:val="000000"/>
+          <w:sz w:val="18"/>
+          <w:highlight w:val="lightGray"/>
+        </w:rPr>
+        <w:t>on</w:t>
+      </w:r>
+      <w:r>
+        <w:rPr>
+          <w:rFonts w:ascii="Arial" w:eastAsia="Arial" w:hAnsi="Arial"/>
+          <w:sz w:val="18"/>
+          <w:highlight w:val="lightGray"/>
+        </w:rPr>
+        <w:t xml:space="preserve"> [8/19/2025]</w:t>
       </w:r>
     </w:p>
     <w:p>
@@ -262,7 +314,7 @@
           <w:ilvl w:val="0"/>
           <w:numId w:val="4"/>
         </w:numPr>
-        <w:spacing w:before="240"/>
+        <w:spacing w:before="240" w:after="0" w:line="276" w:lineRule="auto"/>
       </w:pPr>
       <w:r>
         <w:rPr>
@@ -290,6 +342,7 @@
           <w:ilvl w:val="1"/>
           <w:numId w:val="4"/>
         </w:numPr>
+        <w:spacing w:after="0" w:line="276" w:lineRule="auto"/>
       </w:pPr>
       <w:r>
         <w:rPr>
@@ -323,6 +376,7 @@
           <w:ilvl w:val="0"/>
           <w:numId w:val="4"/>
         </w:numPr>
+        <w:spacing w:after="0" w:line="276" w:lineRule="auto"/>
       </w:pPr>
       <w:r>
         <w:rPr>
@@ -350,6 +404,7 @@
           <w:ilvl w:val="1"/>
           <w:numId w:val="4"/>
         </w:numPr>
+        <w:spacing w:after="0" w:line="276" w:lineRule="auto"/>
         <w:rPr>
           <w:rFonts w:ascii="Roboto Mono" w:eastAsia="Roboto Mono" w:hAnsi="Roboto Mono" w:cs="Roboto Mono"/>
         </w:rPr>
@@ -373,6 +428,7 @@
           <w:ilvl w:val="0"/>
           <w:numId w:val="4"/>
         </w:numPr>
+        <w:spacing w:after="0" w:line="276" w:lineRule="auto"/>
       </w:pPr>
       <w:r>
         <w:rPr>
@@ -400,7 +456,7 @@
           <w:ilvl w:val="1"/>
           <w:numId w:val="4"/>
         </w:numPr>
-        <w:spacing w:after="240"/>
+        <w:spacing w:after="240" w:line="276" w:lineRule="auto"/>
         <w:rPr>
           <w:rFonts w:ascii="Roboto Mono" w:eastAsia="Roboto Mono" w:hAnsi="Roboto Mono" w:cs="Roboto Mono"/>
         </w:rPr>
@@ -440,14 +496,13 @@
           <w:ilvl w:val="0"/>
           <w:numId w:val="1"/>
         </w:numPr>
-        <w:spacing w:before="240"/>
-      </w:pPr>
-      <w:r>
-        <w:rPr>
-          <w:rFonts w:ascii="Roboto Mono" w:eastAsia="Roboto Mono" w:hAnsi="Roboto Mono" w:cs="Roboto Mono"/>
-          <w:b/>
-        </w:rPr>
-        <w:lastRenderedPageBreak/>
+        <w:spacing w:before="240" w:after="0" w:line="276" w:lineRule="auto"/>
+      </w:pPr>
+      <w:r>
+        <w:rPr>
+          <w:rFonts w:ascii="Roboto Mono" w:eastAsia="Roboto Mono" w:hAnsi="Roboto Mono" w:cs="Roboto Mono"/>
+          <w:b/>
+        </w:rPr>
         <w:t>Selenium WebDriver</w:t>
       </w:r>
       <w:r>
@@ -469,6 +524,7 @@
           <w:ilvl w:val="0"/>
           <w:numId w:val="1"/>
         </w:numPr>
+        <w:spacing w:after="0" w:line="276" w:lineRule="auto"/>
       </w:pPr>
       <w:r>
         <w:rPr>
@@ -496,7 +552,7 @@
           <w:ilvl w:val="0"/>
           <w:numId w:val="1"/>
         </w:numPr>
-        <w:spacing w:after="240"/>
+        <w:spacing w:after="240" w:line="276" w:lineRule="auto"/>
       </w:pPr>
       <w:r>
         <w:rPr>
@@ -533,7 +589,7 @@
     </w:p>
     <w:p>
       <w:r>
-        <w:pict w14:anchorId="65124D74">
+        <w:pict w14:anchorId="2F07081F">
           <v:rect id="_x0000_i1026" style="width:0;height:1.5pt" o:hralign="center" o:hrstd="t" o:hr="t" fillcolor="#a0a0a0" stroked="f"/>
         </w:pict>
       </w:r>
@@ -557,51 +613,77 @@
       </w:pPr>
       <w:r>
         <w:rPr>
-          <w:b/>
-          <w:shd w:val="clear" w:color="auto" w:fill="B7B7B7"/>
-        </w:rPr>
-        <w:t># Source</w:t>
-      </w:r>
-      <w:r>
-        <w:rPr>
-          <w:shd w:val="clear" w:color="auto" w:fill="B7B7B7"/>
-        </w:rPr>
-        <w:t xml:space="preserve">: </w:t>
-      </w:r>
-      <w:r>
-        <w:rPr>
-          <w:b/>
-          <w:shd w:val="clear" w:color="auto" w:fill="B7B7B7"/>
-        </w:rPr>
-        <w:t xml:space="preserve">Chatgpt </w:t>
-      </w:r>
-      <w:r>
-        <w:rPr>
-          <w:b/>
-          <w:sz w:val="14"/>
-          <w:szCs w:val="14"/>
-          <w:shd w:val="clear" w:color="auto" w:fill="B7B7B7"/>
-        </w:rPr>
-        <w:t>(GPT</w:t>
-      </w:r>
-      <w:r>
-        <w:rPr>
-          <w:rFonts w:ascii="Cambria Math" w:hAnsi="Cambria Math" w:cs="Cambria Math"/>
-          <w:b/>
-          <w:sz w:val="14"/>
-          <w:szCs w:val="14"/>
-          <w:shd w:val="clear" w:color="auto" w:fill="B7B7B7"/>
+          <w:rFonts w:ascii="Arial" w:eastAsia="Arial" w:hAnsi="Arial" w:cs="Arial"/>
+          <w:b/>
+          <w:color w:val="000000"/>
+          <w:sz w:val="18"/>
+          <w:highlight w:val="lightGray"/>
+        </w:rPr>
+        <w:t># Source: AI Source: Provided by: [Data Path</w:t>
+      </w:r>
+      <w:r>
+        <w:rPr>
+          <w:rFonts w:ascii="Arial" w:eastAsia="Arial" w:hAnsi="Arial" w:cs="Arial"/>
+          <w:color w:val="000000"/>
+          <w:sz w:val="18"/>
+          <w:highlight w:val="lightGray"/>
+        </w:rPr>
+        <w:t xml:space="preserve">: Persons Table -&gt; ID Column: 1, Name_En Column: Motasem Essam] -&gt; </w:t>
+      </w:r>
+      <w:r>
+        <w:rPr>
+          <w:rFonts w:ascii="Arial" w:eastAsia="Arial" w:hAnsi="Arial" w:cs="Arial"/>
+          <w:b/>
+          <w:color w:val="000000"/>
+          <w:sz w:val="18"/>
+          <w:highlight w:val="lightGray"/>
+        </w:rPr>
+        <w:t>From:</w:t>
+      </w:r>
+      <w:r>
+        <w:rPr>
+          <w:rFonts w:ascii="Arial" w:eastAsia="Arial" w:hAnsi="Arial" w:cs="Arial"/>
+          <w:color w:val="000000"/>
+          <w:sz w:val="18"/>
+          <w:highlight w:val="lightGray"/>
+        </w:rPr>
+        <w:t xml:space="preserve"> [Chatgpt (GPT</w:t>
+      </w:r>
+      <w:r>
+        <w:rPr>
+          <w:rFonts w:ascii="Arial" w:eastAsia="Arial" w:hAnsi="Arial" w:cs="Cambria Math"/>
+          <w:color w:val="000000"/>
+          <w:sz w:val="18"/>
+          <w:highlight w:val="lightGray"/>
         </w:rPr>
         <w:t>‑</w:t>
       </w:r>
       <w:r>
         <w:rPr>
-          <w:b/>
-          <w:sz w:val="14"/>
-          <w:szCs w:val="14"/>
-          <w:shd w:val="clear" w:color="auto" w:fill="B7B7B7"/>
-        </w:rPr>
-        <w:t>5 Mini) at [8/19/2025]</w:t>
+          <w:rFonts w:ascii="Arial" w:eastAsia="Arial" w:hAnsi="Arial" w:cs="Arial"/>
+          <w:color w:val="000000"/>
+          <w:sz w:val="18"/>
+          <w:highlight w:val="lightGray"/>
+        </w:rPr>
+        <w:t xml:space="preserve">5 Mini)] </w:t>
+      </w:r>
+      <w:r>
+        <w:rPr>
+          <w:rFonts w:ascii="Arial" w:eastAsia="Arial" w:hAnsi="Arial" w:cs="Arial"/>
+          <w:b/>
+          <w:color w:val="000000"/>
+          <w:sz w:val="18"/>
+          <w:highlight w:val="lightGray"/>
+        </w:rPr>
+        <w:t>on</w:t>
+      </w:r>
+      <w:r>
+        <w:rPr>
+          <w:rFonts w:ascii="Arial" w:eastAsia="Arial" w:hAnsi="Arial"/>
+          <w:sz w:val="18"/>
+          <w:highlight w:val="lightGray"/>
+        </w:rPr>
+        <w:t xml:space="preserve"> [8/19/2025]</w:t>
       </w:r>
     </w:p>
     <w:p>
@@ -610,7 +692,7 @@
           <w:ilvl w:val="0"/>
           <w:numId w:val="2"/>
         </w:numPr>
-        <w:spacing w:before="240"/>
+        <w:spacing w:before="240" w:after="0" w:line="276" w:lineRule="auto"/>
       </w:pPr>
       <w:r>
         <w:rPr>
@@ -638,6 +720,7 @@
           <w:ilvl w:val="0"/>
           <w:numId w:val="2"/>
         </w:numPr>
+        <w:spacing w:after="0" w:line="276" w:lineRule="auto"/>
       </w:pPr>
       <w:r>
         <w:rPr>
@@ -665,6 +748,7 @@
           <w:ilvl w:val="0"/>
           <w:numId w:val="2"/>
         </w:numPr>
+        <w:spacing w:after="0" w:line="276" w:lineRule="auto"/>
       </w:pPr>
       <w:r>
         <w:rPr>
@@ -692,7 +776,7 @@
           <w:ilvl w:val="0"/>
           <w:numId w:val="2"/>
         </w:numPr>
-        <w:spacing w:after="240"/>
+        <w:spacing w:after="240" w:line="276" w:lineRule="auto"/>
       </w:pPr>
       <w:r>
         <w:rPr>
@@ -713,7 +797,7 @@
     </w:p>
     <w:p>
       <w:r>
-        <w:pict w14:anchorId="0A324ACA">
+        <w:pict w14:anchorId="3BCF5B43">
           <v:rect id="_x0000_i1027" style="width:0;height:1.5pt" o:hralign="center" o:hrstd="t" o:hr="t" fillcolor="#a0a0a0" stroked="f"/>
         </w:pict>
       </w:r>
@@ -737,51 +821,77 @@
       </w:pPr>
       <w:r>
         <w:rPr>
-          <w:b/>
-          <w:shd w:val="clear" w:color="auto" w:fill="B7B7B7"/>
-        </w:rPr>
-        <w:t># Source</w:t>
-      </w:r>
-      <w:r>
-        <w:rPr>
-          <w:shd w:val="clear" w:color="auto" w:fill="B7B7B7"/>
-        </w:rPr>
-        <w:t xml:space="preserve">: </w:t>
-      </w:r>
-      <w:r>
-        <w:rPr>
-          <w:b/>
-          <w:shd w:val="clear" w:color="auto" w:fill="B7B7B7"/>
-        </w:rPr>
-        <w:t xml:space="preserve">Chatgpt </w:t>
-      </w:r>
-      <w:r>
-        <w:rPr>
-          <w:b/>
-          <w:sz w:val="14"/>
-          <w:szCs w:val="14"/>
-          <w:shd w:val="clear" w:color="auto" w:fill="B7B7B7"/>
-        </w:rPr>
-        <w:t>(GPT</w:t>
-      </w:r>
-      <w:r>
-        <w:rPr>
-          <w:rFonts w:ascii="Cambria Math" w:hAnsi="Cambria Math" w:cs="Cambria Math"/>
-          <w:b/>
-          <w:sz w:val="14"/>
-          <w:szCs w:val="14"/>
-          <w:shd w:val="clear" w:color="auto" w:fill="B7B7B7"/>
+          <w:rFonts w:ascii="Arial" w:eastAsia="Arial" w:hAnsi="Arial" w:cs="Arial"/>
+          <w:b/>
+          <w:color w:val="000000"/>
+          <w:sz w:val="18"/>
+          <w:highlight w:val="lightGray"/>
+        </w:rPr>
+        <w:t># Source: AI Source: Provided by: [Data Path</w:t>
+      </w:r>
+      <w:r>
+        <w:rPr>
+          <w:rFonts w:ascii="Arial" w:eastAsia="Arial" w:hAnsi="Arial" w:cs="Arial"/>
+          <w:color w:val="000000"/>
+          <w:sz w:val="18"/>
+          <w:highlight w:val="lightGray"/>
+        </w:rPr>
+        <w:t xml:space="preserve">: Persons Table -&gt; ID Column: 1, Name_En Column: Motasem Essam] -&gt; </w:t>
+      </w:r>
+      <w:r>
+        <w:rPr>
+          <w:rFonts w:ascii="Arial" w:eastAsia="Arial" w:hAnsi="Arial" w:cs="Arial"/>
+          <w:b/>
+          <w:color w:val="000000"/>
+          <w:sz w:val="18"/>
+          <w:highlight w:val="lightGray"/>
+        </w:rPr>
+        <w:t>From:</w:t>
+      </w:r>
+      <w:r>
+        <w:rPr>
+          <w:rFonts w:ascii="Arial" w:eastAsia="Arial" w:hAnsi="Arial" w:cs="Arial"/>
+          <w:color w:val="000000"/>
+          <w:sz w:val="18"/>
+          <w:highlight w:val="lightGray"/>
+        </w:rPr>
+        <w:t xml:space="preserve"> [Chatgpt (GPT</w:t>
+      </w:r>
+      <w:r>
+        <w:rPr>
+          <w:rFonts w:ascii="Arial" w:eastAsia="Arial" w:hAnsi="Arial" w:cs="Cambria Math"/>
+          <w:color w:val="000000"/>
+          <w:sz w:val="18"/>
+          <w:highlight w:val="lightGray"/>
         </w:rPr>
         <w:t>‑</w:t>
       </w:r>
       <w:r>
         <w:rPr>
-          <w:b/>
-          <w:sz w:val="14"/>
-          <w:szCs w:val="14"/>
-          <w:shd w:val="clear" w:color="auto" w:fill="B7B7B7"/>
-        </w:rPr>
-        <w:t>5 Mini) at [8/19/2025]</w:t>
+          <w:rFonts w:ascii="Arial" w:eastAsia="Arial" w:hAnsi="Arial" w:cs="Arial"/>
+          <w:color w:val="000000"/>
+          <w:sz w:val="18"/>
+          <w:highlight w:val="lightGray"/>
+        </w:rPr>
+        <w:t xml:space="preserve">5 Mini)] </w:t>
+      </w:r>
+      <w:r>
+        <w:rPr>
+          <w:rFonts w:ascii="Arial" w:eastAsia="Arial" w:hAnsi="Arial" w:cs="Arial"/>
+          <w:b/>
+          <w:color w:val="000000"/>
+          <w:sz w:val="18"/>
+          <w:highlight w:val="lightGray"/>
+        </w:rPr>
+        <w:t>on</w:t>
+      </w:r>
+      <w:r>
+        <w:rPr>
+          <w:rFonts w:ascii="Arial" w:eastAsia="Arial" w:hAnsi="Arial"/>
+          <w:sz w:val="18"/>
+          <w:highlight w:val="lightGray"/>
+        </w:rPr>
+        <w:t xml:space="preserve"> [8/19/2025]</w:t>
       </w:r>
     </w:p>
     <w:p>
@@ -790,7 +900,7 @@
           <w:ilvl w:val="0"/>
           <w:numId w:val="3"/>
         </w:numPr>
-        <w:spacing w:before="240"/>
+        <w:spacing w:before="240" w:after="0" w:line="276" w:lineRule="auto"/>
         <w:rPr>
           <w:rFonts w:ascii="Roboto Mono" w:eastAsia="Roboto Mono" w:hAnsi="Roboto Mono" w:cs="Roboto Mono"/>
         </w:rPr>
@@ -816,6 +926,7 @@
           <w:ilvl w:val="1"/>
           <w:numId w:val="3"/>
         </w:numPr>
+        <w:spacing w:after="0" w:line="276" w:lineRule="auto"/>
         <w:rPr>
           <w:rFonts w:ascii="Roboto Mono" w:eastAsia="Roboto Mono" w:hAnsi="Roboto Mono" w:cs="Roboto Mono"/>
         </w:rPr>
@@ -839,6 +950,7 @@
           <w:ilvl w:val="0"/>
           <w:numId w:val="3"/>
         </w:numPr>
+        <w:spacing w:after="0" w:line="276" w:lineRule="auto"/>
         <w:rPr>
           <w:rFonts w:ascii="Roboto Mono" w:eastAsia="Roboto Mono" w:hAnsi="Roboto Mono" w:cs="Roboto Mono"/>
         </w:rPr>
@@ -864,15 +976,15 @@
           <w:ilvl w:val="1"/>
           <w:numId w:val="3"/>
         </w:numPr>
-        <w:rPr>
-          <w:rFonts w:ascii="Roboto Mono" w:eastAsia="Roboto Mono" w:hAnsi="Roboto Mono" w:cs="Roboto Mono"/>
-        </w:rPr>
-      </w:pPr>
-      <w:r>
-        <w:rPr>
-          <w:rFonts w:ascii="Roboto Mono" w:eastAsia="Roboto Mono" w:hAnsi="Roboto Mono" w:cs="Roboto Mono"/>
-        </w:rPr>
-        <w:lastRenderedPageBreak/>
+        <w:spacing w:after="0" w:line="276" w:lineRule="auto"/>
+        <w:rPr>
+          <w:rFonts w:ascii="Roboto Mono" w:eastAsia="Roboto Mono" w:hAnsi="Roboto Mono" w:cs="Roboto Mono"/>
+        </w:rPr>
+      </w:pPr>
+      <w:r>
+        <w:rPr>
+          <w:rFonts w:ascii="Roboto Mono" w:eastAsia="Roboto Mono" w:hAnsi="Roboto Mono" w:cs="Roboto Mono"/>
+        </w:rPr>
         <w:t>Changes in test data don’t require changes to test scripts.</w:t>
       </w:r>
       <w:r>
@@ -888,6 +1000,7 @@
           <w:ilvl w:val="0"/>
           <w:numId w:val="3"/>
         </w:numPr>
+        <w:spacing w:after="0" w:line="276" w:lineRule="auto"/>
         <w:rPr>
           <w:rFonts w:ascii="Roboto Mono" w:eastAsia="Roboto Mono" w:hAnsi="Roboto Mono" w:cs="Roboto Mono"/>
         </w:rPr>
@@ -913,6 +1026,7 @@
           <w:ilvl w:val="1"/>
           <w:numId w:val="3"/>
         </w:numPr>
+        <w:spacing w:after="0" w:line="276" w:lineRule="auto"/>
         <w:rPr>
           <w:rFonts w:ascii="Roboto Mono" w:eastAsia="Roboto Mono" w:hAnsi="Roboto Mono" w:cs="Roboto Mono"/>
         </w:rPr>
@@ -936,6 +1050,7 @@
           <w:ilvl w:val="0"/>
           <w:numId w:val="3"/>
         </w:numPr>
+        <w:spacing w:after="0" w:line="276" w:lineRule="auto"/>
         <w:rPr>
           <w:rFonts w:ascii="Roboto Mono" w:eastAsia="Roboto Mono" w:hAnsi="Roboto Mono" w:cs="Roboto Mono"/>
         </w:rPr>
@@ -961,7 +1076,7 @@
           <w:ilvl w:val="1"/>
           <w:numId w:val="3"/>
         </w:numPr>
-        <w:spacing w:after="240"/>
+        <w:spacing w:after="240" w:line="276" w:lineRule="auto"/>
         <w:rPr>
           <w:rFonts w:ascii="Roboto Mono" w:eastAsia="Roboto Mono" w:hAnsi="Roboto Mono" w:cs="Roboto Mono"/>
         </w:rPr>
@@ -981,7 +1096,7 @@
     </w:p>
     <w:p>
       <w:r>
-        <w:pict w14:anchorId="466BD8B0">
+        <w:pict w14:anchorId="1CECF68E">
           <v:rect id="_x0000_i1028" style="width:0;height:1.5pt" o:hralign="center" o:hrstd="t" o:hr="t" fillcolor="#a0a0a0" stroked="f"/>
         </w:pict>
       </w:r>
@@ -1005,51 +1120,77 @@
       </w:pPr>
       <w:r>
         <w:rPr>
-          <w:b/>
-          <w:shd w:val="clear" w:color="auto" w:fill="B7B7B7"/>
-        </w:rPr>
-        <w:t># Source</w:t>
-      </w:r>
-      <w:r>
-        <w:rPr>
-          <w:shd w:val="clear" w:color="auto" w:fill="B7B7B7"/>
-        </w:rPr>
-        <w:t xml:space="preserve">: </w:t>
-      </w:r>
-      <w:r>
-        <w:rPr>
-          <w:b/>
-          <w:shd w:val="clear" w:color="auto" w:fill="B7B7B7"/>
-        </w:rPr>
-        <w:t xml:space="preserve">Chatgpt </w:t>
-      </w:r>
-      <w:r>
-        <w:rPr>
-          <w:b/>
-          <w:sz w:val="14"/>
-          <w:szCs w:val="14"/>
-          <w:shd w:val="clear" w:color="auto" w:fill="B7B7B7"/>
-        </w:rPr>
-        <w:t>(GPT</w:t>
-      </w:r>
-      <w:r>
-        <w:rPr>
-          <w:rFonts w:ascii="Cambria Math" w:hAnsi="Cambria Math" w:cs="Cambria Math"/>
-          <w:b/>
-          <w:sz w:val="14"/>
-          <w:szCs w:val="14"/>
-          <w:shd w:val="clear" w:color="auto" w:fill="B7B7B7"/>
+          <w:rFonts w:ascii="Arial" w:eastAsia="Arial" w:hAnsi="Arial" w:cs="Arial"/>
+          <w:b/>
+          <w:color w:val="000000"/>
+          <w:sz w:val="18"/>
+          <w:highlight w:val="lightGray"/>
+        </w:rPr>
+        <w:t># Source: AI Source: Provided by: [Data Path</w:t>
+      </w:r>
+      <w:r>
+        <w:rPr>
+          <w:rFonts w:ascii="Arial" w:eastAsia="Arial" w:hAnsi="Arial" w:cs="Arial"/>
+          <w:color w:val="000000"/>
+          <w:sz w:val="18"/>
+          <w:highlight w:val="lightGray"/>
+        </w:rPr>
+        <w:t xml:space="preserve">: Persons Table -&gt; ID Column: 1, Name_En Column: Motasem Essam] -&gt; </w:t>
+      </w:r>
+      <w:r>
+        <w:rPr>
+          <w:rFonts w:ascii="Arial" w:eastAsia="Arial" w:hAnsi="Arial" w:cs="Arial"/>
+          <w:b/>
+          <w:color w:val="000000"/>
+          <w:sz w:val="18"/>
+          <w:highlight w:val="lightGray"/>
+        </w:rPr>
+        <w:t>From:</w:t>
+      </w:r>
+      <w:r>
+        <w:rPr>
+          <w:rFonts w:ascii="Arial" w:eastAsia="Arial" w:hAnsi="Arial" w:cs="Arial"/>
+          <w:color w:val="000000"/>
+          <w:sz w:val="18"/>
+          <w:highlight w:val="lightGray"/>
+        </w:rPr>
+        <w:t xml:space="preserve"> [Chatgpt (GPT</w:t>
+      </w:r>
+      <w:r>
+        <w:rPr>
+          <w:rFonts w:ascii="Arial" w:eastAsia="Arial" w:hAnsi="Arial" w:cs="Cambria Math"/>
+          <w:color w:val="000000"/>
+          <w:sz w:val="18"/>
+          <w:highlight w:val="lightGray"/>
         </w:rPr>
         <w:t>‑</w:t>
       </w:r>
       <w:r>
         <w:rPr>
-          <w:b/>
-          <w:sz w:val="14"/>
-          <w:szCs w:val="14"/>
-          <w:shd w:val="clear" w:color="auto" w:fill="B7B7B7"/>
-        </w:rPr>
-        <w:t>5 Mini) at [8/19/2025]</w:t>
+          <w:rFonts w:ascii="Arial" w:eastAsia="Arial" w:hAnsi="Arial" w:cs="Arial"/>
+          <w:color w:val="000000"/>
+          <w:sz w:val="18"/>
+          <w:highlight w:val="lightGray"/>
+        </w:rPr>
+        <w:t xml:space="preserve">5 Mini)] </w:t>
+      </w:r>
+      <w:r>
+        <w:rPr>
+          <w:rFonts w:ascii="Arial" w:eastAsia="Arial" w:hAnsi="Arial" w:cs="Arial"/>
+          <w:b/>
+          <w:color w:val="000000"/>
+          <w:sz w:val="18"/>
+          <w:highlight w:val="lightGray"/>
+        </w:rPr>
+        <w:t>on</w:t>
+      </w:r>
+      <w:r>
+        <w:rPr>
+          <w:rFonts w:ascii="Arial" w:eastAsia="Arial" w:hAnsi="Arial"/>
+          <w:sz w:val="18"/>
+          <w:highlight w:val="lightGray"/>
+        </w:rPr>
+        <w:t xml:space="preserve"> [8/19/2025]</w:t>
       </w:r>
     </w:p>
     <w:p>
@@ -1058,7 +1199,7 @@
           <w:ilvl w:val="0"/>
           <w:numId w:val="5"/>
         </w:numPr>
-        <w:spacing w:before="240"/>
+        <w:spacing w:before="240" w:after="0" w:line="276" w:lineRule="auto"/>
         <w:rPr>
           <w:rFonts w:ascii="Roboto Mono" w:eastAsia="Roboto Mono" w:hAnsi="Roboto Mono" w:cs="Roboto Mono"/>
         </w:rPr>
@@ -1084,6 +1225,7 @@
           <w:ilvl w:val="1"/>
           <w:numId w:val="5"/>
         </w:numPr>
+        <w:spacing w:after="0" w:line="276" w:lineRule="auto"/>
         <w:rPr>
           <w:rFonts w:ascii="Roboto Mono" w:eastAsia="Roboto Mono" w:hAnsi="Roboto Mono" w:cs="Roboto Mono"/>
         </w:rPr>
@@ -1107,6 +1249,7 @@
           <w:ilvl w:val="0"/>
           <w:numId w:val="5"/>
         </w:numPr>
+        <w:spacing w:after="0" w:line="276" w:lineRule="auto"/>
         <w:rPr>
           <w:rFonts w:ascii="Roboto Mono" w:eastAsia="Roboto Mono" w:hAnsi="Roboto Mono" w:cs="Roboto Mono"/>
         </w:rPr>
@@ -1132,6 +1275,7 @@
           <w:ilvl w:val="1"/>
           <w:numId w:val="5"/>
         </w:numPr>
+        <w:spacing w:after="0" w:line="276" w:lineRule="auto"/>
         <w:rPr>
           <w:rFonts w:ascii="Roboto Mono" w:eastAsia="Roboto Mono" w:hAnsi="Roboto Mono" w:cs="Roboto Mono"/>
         </w:rPr>
@@ -1155,6 +1299,7 @@
           <w:ilvl w:val="0"/>
           <w:numId w:val="5"/>
         </w:numPr>
+        <w:spacing w:after="0" w:line="276" w:lineRule="auto"/>
         <w:rPr>
           <w:rFonts w:ascii="Roboto Mono" w:eastAsia="Roboto Mono" w:hAnsi="Roboto Mono" w:cs="Roboto Mono"/>
         </w:rPr>
@@ -1180,7 +1325,7 @@
           <w:ilvl w:val="1"/>
           <w:numId w:val="5"/>
         </w:numPr>
-        <w:spacing w:after="240"/>
+        <w:spacing w:after="240" w:line="276" w:lineRule="auto"/>
         <w:rPr>
           <w:rFonts w:ascii="Roboto Mono" w:eastAsia="Roboto Mono" w:hAnsi="Roboto Mono" w:cs="Roboto Mono"/>
         </w:rPr>
@@ -1200,7 +1345,7 @@
     </w:p>
     <w:p>
       <w:r>
-        <w:pict w14:anchorId="32649F58">
+        <w:pict w14:anchorId="49BB5790">
           <v:rect id="_x0000_i1029" style="width:0;height:1.5pt" o:hralign="center" o:hrstd="t" o:hr="t" fillcolor="#a0a0a0" stroked="f"/>
         </w:pict>
       </w:r>
@@ -1256,15 +1401,7 @@
           <w:rFonts w:ascii="Roboto Mono" w:eastAsia="Roboto Mono" w:hAnsi="Roboto Mono" w:cs="Roboto Mono"/>
           <w:b/>
         </w:rPr>
-        <w:t xml:space="preserve">applications requiring multiple </w:t>
-      </w:r>
-      <w:r>
-        <w:rPr>
-          <w:rFonts w:ascii="Roboto Mono" w:eastAsia="Roboto Mono" w:hAnsi="Roboto Mono" w:cs="Roboto Mono"/>
-          <w:b/>
-        </w:rPr>
-        <w:lastRenderedPageBreak/>
-        <w:t>input scenarios</w:t>
+        <w:t>applications requiring multiple input scenarios</w:t>
       </w:r>
       <w:r>
         <w:rPr>
@@ -1301,18 +1438,19 @@
     </w:p>
     <w:p>
       <w:r>
-        <w:pict w14:anchorId="5941D0C7">
+        <w:pict w14:anchorId="331B0F12">
           <v:rect id="_x0000_i1030" style="width:0;height:1.5pt" o:hralign="center" o:hrstd="t" o:hr="t" fillcolor="#a0a0a0" stroked="f"/>
         </w:pict>
       </w:r>
     </w:p>
+    <w:p/>
     <w:p/>
     <w:p/>
     <w:sectPr>
       <w:pgSz w:w="12240" w:h="15840"/>
       <w:pgMar w:top="1440" w:right="1440" w:bottom="1440" w:left="1440" w:header="720" w:footer="720" w:gutter="0"/>
-      <w:pgNumType w:start="1"/>
       <w:cols w:space="720"/>
+      <w:docGrid w:linePitch="360"/>
     </w:sectPr>
   </w:body>
 </w:document>
@@ -2303,18 +2441,6 @@
   <w:style w:type="paragraph" w:default="1" w:styleId="Normal">
     <w:name w:val="Normal"/>
     <w:qFormat/>
-    <w:rsid w:val="00186903"/>
-    <w:pPr>
-      <w:spacing w:after="0" w:line="276" w:lineRule="auto"/>
-    </w:pPr>
-    <w:rPr>
-      <w:rFonts w:ascii="Arial" w:eastAsia="Arial" w:hAnsi="Arial" w:cs="Arial"/>
-      <w:kern w:val="0"/>
-      <w:sz w:val="22"/>
-      <w:szCs w:val="22"/>
-      <w:lang w:val="en"/>
-      <w14:ligatures w14:val="none"/>
-    </w:rPr>
   </w:style>
   <w:style w:type="paragraph" w:styleId="Heading1">
     <w:name w:val="heading 1"/>
@@ -2323,7 +2449,7 @@
     <w:link w:val="Heading1Char"/>
     <w:uiPriority w:val="9"/>
     <w:qFormat/>
-    <w:rsid w:val="001D256A"/>
+    <w:rsid w:val="00017F7D"/>
     <w:pPr>
       <w:keepNext/>
       <w:keepLines/>
@@ -2345,7 +2471,7 @@
     <w:uiPriority w:val="9"/>
     <w:unhideWhenUsed/>
     <w:qFormat/>
-    <w:rsid w:val="001D256A"/>
+    <w:rsid w:val="00017F7D"/>
     <w:pPr>
       <w:keepNext/>
       <w:keepLines/>
@@ -2368,7 +2494,7 @@
     <w:semiHidden/>
     <w:unhideWhenUsed/>
     <w:qFormat/>
-    <w:rsid w:val="001D256A"/>
+    <w:rsid w:val="00017F7D"/>
     <w:pPr>
       <w:keepNext/>
       <w:keepLines/>
@@ -2391,7 +2517,7 @@
     <w:semiHidden/>
     <w:unhideWhenUsed/>
     <w:qFormat/>
-    <w:rsid w:val="001D256A"/>
+    <w:rsid w:val="00017F7D"/>
     <w:pPr>
       <w:keepNext/>
       <w:keepLines/>
@@ -2414,7 +2540,7 @@
     <w:semiHidden/>
     <w:unhideWhenUsed/>
     <w:qFormat/>
-    <w:rsid w:val="001D256A"/>
+    <w:rsid w:val="00017F7D"/>
     <w:pPr>
       <w:keepNext/>
       <w:keepLines/>
@@ -2435,11 +2561,11 @@
     <w:semiHidden/>
     <w:unhideWhenUsed/>
     <w:qFormat/>
-    <w:rsid w:val="001D256A"/>
+    <w:rsid w:val="00017F7D"/>
     <w:pPr>
       <w:keepNext/>
       <w:keepLines/>
-      <w:spacing w:before="40"/>
+      <w:spacing w:before="40" w:after="0"/>
       <w:outlineLvl w:val="5"/>
     </w:pPr>
     <w:rPr>
@@ -2458,11 +2584,11 @@
     <w:semiHidden/>
     <w:unhideWhenUsed/>
     <w:qFormat/>
-    <w:rsid w:val="001D256A"/>
+    <w:rsid w:val="00017F7D"/>
     <w:pPr>
       <w:keepNext/>
       <w:keepLines/>
-      <w:spacing w:before="40"/>
+      <w:spacing w:before="40" w:after="0"/>
       <w:outlineLvl w:val="6"/>
     </w:pPr>
     <w:rPr>
@@ -2479,10 +2605,11 @@
     <w:semiHidden/>
     <w:unhideWhenUsed/>
     <w:qFormat/>
-    <w:rsid w:val="001D256A"/>
+    <w:rsid w:val="00017F7D"/>
     <w:pPr>
       <w:keepNext/>
       <w:keepLines/>
+      <w:spacing w:after="0"/>
       <w:outlineLvl w:val="7"/>
     </w:pPr>
     <w:rPr>
@@ -2501,10 +2628,11 @@
     <w:semiHidden/>
     <w:unhideWhenUsed/>
     <w:qFormat/>
-    <w:rsid w:val="001D256A"/>
+    <w:rsid w:val="00017F7D"/>
     <w:pPr>
       <w:keepNext/>
       <w:keepLines/>
+      <w:spacing w:after="0"/>
       <w:outlineLvl w:val="8"/>
     </w:pPr>
     <w:rPr>
@@ -2544,7 +2672,7 @@
     <w:basedOn w:val="DefaultParagraphFont"/>
     <w:link w:val="Heading1"/>
     <w:uiPriority w:val="9"/>
-    <w:rsid w:val="001D256A"/>
+    <w:rsid w:val="00017F7D"/>
     <w:rPr>
       <w:rFonts w:asciiTheme="majorHAnsi" w:eastAsiaTheme="majorEastAsia" w:hAnsiTheme="majorHAnsi" w:cstheme="majorBidi"/>
       <w:color w:val="2F5496" w:themeColor="accent1" w:themeShade="BF"/>
@@ -2557,7 +2685,7 @@
     <w:basedOn w:val="DefaultParagraphFont"/>
     <w:link w:val="Heading2"/>
     <w:uiPriority w:val="9"/>
-    <w:rsid w:val="001D256A"/>
+    <w:rsid w:val="00017F7D"/>
     <w:rPr>
       <w:rFonts w:asciiTheme="majorHAnsi" w:eastAsiaTheme="majorEastAsia" w:hAnsiTheme="majorHAnsi" w:cstheme="majorBidi"/>
       <w:color w:val="2F5496" w:themeColor="accent1" w:themeShade="BF"/>
@@ -2571,7 +2699,7 @@
     <w:link w:val="Heading3"/>
     <w:uiPriority w:val="9"/>
     <w:semiHidden/>
-    <w:rsid w:val="001D256A"/>
+    <w:rsid w:val="00017F7D"/>
     <w:rPr>
       <w:rFonts w:eastAsiaTheme="majorEastAsia" w:cstheme="majorBidi"/>
       <w:color w:val="2F5496" w:themeColor="accent1" w:themeShade="BF"/>
@@ -2585,7 +2713,7 @@
     <w:link w:val="Heading4"/>
     <w:uiPriority w:val="9"/>
     <w:semiHidden/>
-    <w:rsid w:val="001D256A"/>
+    <w:rsid w:val="00017F7D"/>
     <w:rPr>
       <w:rFonts w:eastAsiaTheme="majorEastAsia" w:cstheme="majorBidi"/>
       <w:i/>
@@ -2599,7 +2727,7 @@
     <w:link w:val="Heading5"/>
     <w:uiPriority w:val="9"/>
     <w:semiHidden/>
-    <w:rsid w:val="001D256A"/>
+    <w:rsid w:val="00017F7D"/>
     <w:rPr>
       <w:rFonts w:eastAsiaTheme="majorEastAsia" w:cstheme="majorBidi"/>
       <w:color w:val="2F5496" w:themeColor="accent1" w:themeShade="BF"/>
@@ -2611,7 +2739,7 @@
     <w:link w:val="Heading6"/>
     <w:uiPriority w:val="9"/>
     <w:semiHidden/>
-    <w:rsid w:val="001D256A"/>
+    <w:rsid w:val="00017F7D"/>
     <w:rPr>
       <w:rFonts w:eastAsiaTheme="majorEastAsia" w:cstheme="majorBidi"/>
       <w:i/>
@@ -2625,7 +2753,7 @@
     <w:link w:val="Heading7"/>
     <w:uiPriority w:val="9"/>
     <w:semiHidden/>
-    <w:rsid w:val="001D256A"/>
+    <w:rsid w:val="00017F7D"/>
     <w:rPr>
       <w:rFonts w:eastAsiaTheme="majorEastAsia" w:cstheme="majorBidi"/>
       <w:color w:val="595959" w:themeColor="text1" w:themeTint="A6"/>
@@ -2637,7 +2765,7 @@
     <w:link w:val="Heading8"/>
     <w:uiPriority w:val="9"/>
     <w:semiHidden/>
-    <w:rsid w:val="001D256A"/>
+    <w:rsid w:val="00017F7D"/>
     <w:rPr>
       <w:rFonts w:eastAsiaTheme="majorEastAsia" w:cstheme="majorBidi"/>
       <w:i/>
@@ -2651,7 +2779,7 @@
     <w:link w:val="Heading9"/>
     <w:uiPriority w:val="9"/>
     <w:semiHidden/>
-    <w:rsid w:val="001D256A"/>
+    <w:rsid w:val="00017F7D"/>
     <w:rPr>
       <w:rFonts w:eastAsiaTheme="majorEastAsia" w:cstheme="majorBidi"/>
       <w:color w:val="272727" w:themeColor="text1" w:themeTint="D8"/>
@@ -2664,7 +2792,7 @@
     <w:link w:val="TitleChar"/>
     <w:uiPriority w:val="10"/>
     <w:qFormat/>
-    <w:rsid w:val="001D256A"/>
+    <w:rsid w:val="00017F7D"/>
     <w:pPr>
       <w:spacing w:after="80" w:line="240" w:lineRule="auto"/>
       <w:contextualSpacing/>
@@ -2682,7 +2810,7 @@
     <w:basedOn w:val="DefaultParagraphFont"/>
     <w:link w:val="Title"/>
     <w:uiPriority w:val="10"/>
-    <w:rsid w:val="001D256A"/>
+    <w:rsid w:val="00017F7D"/>
     <w:rPr>
       <w:rFonts w:asciiTheme="majorHAnsi" w:eastAsiaTheme="majorEastAsia" w:hAnsiTheme="majorHAnsi" w:cstheme="majorBidi"/>
       <w:spacing w:val="-10"/>
@@ -2698,7 +2826,7 @@
     <w:link w:val="SubtitleChar"/>
     <w:uiPriority w:val="11"/>
     <w:qFormat/>
-    <w:rsid w:val="001D256A"/>
+    <w:rsid w:val="00017F7D"/>
     <w:pPr>
       <w:numPr>
         <w:ilvl w:val="1"/>
@@ -2717,7 +2845,7 @@
     <w:basedOn w:val="DefaultParagraphFont"/>
     <w:link w:val="Subtitle"/>
     <w:uiPriority w:val="11"/>
-    <w:rsid w:val="001D256A"/>
+    <w:rsid w:val="00017F7D"/>
     <w:rPr>
       <w:rFonts w:eastAsiaTheme="majorEastAsia" w:cstheme="majorBidi"/>
       <w:color w:val="595959" w:themeColor="text1" w:themeTint="A6"/>
@@ -2733,7 +2861,7 @@
     <w:link w:val="QuoteChar"/>
     <w:uiPriority w:val="29"/>
     <w:qFormat/>
-    <w:rsid w:val="001D256A"/>
+    <w:rsid w:val="00017F7D"/>
     <w:pPr>
       <w:spacing w:before="160"/>
       <w:jc w:val="center"/>
@@ -2749,7 +2877,7 @@
     <w:basedOn w:val="DefaultParagraphFont"/>
     <w:link w:val="Quote"/>
     <w:uiPriority w:val="29"/>
-    <w:rsid w:val="001D256A"/>
+    <w:rsid w:val="00017F7D"/>
     <w:rPr>
       <w:i/>
       <w:iCs/>
@@ -2761,7 +2889,7 @@
     <w:basedOn w:val="Normal"/>
     <w:uiPriority w:val="34"/>
     <w:qFormat/>
-    <w:rsid w:val="001D256A"/>
+    <w:rsid w:val="00017F7D"/>
     <w:pPr>
       <w:ind w:left="720"/>
       <w:contextualSpacing/>
@@ -2772,7 +2900,7 @@
     <w:basedOn w:val="DefaultParagraphFont"/>
     <w:uiPriority w:val="21"/>
     <w:qFormat/>
-    <w:rsid w:val="001D256A"/>
+    <w:rsid w:val="00017F7D"/>
     <w:rPr>
       <w:i/>
       <w:iCs/>
@@ -2786,7 +2914,7 @@
     <w:link w:val="IntenseQuoteChar"/>
     <w:uiPriority w:val="30"/>
     <w:qFormat/>
-    <w:rsid w:val="001D256A"/>
+    <w:rsid w:val="00017F7D"/>
     <w:pPr>
       <w:pBdr>
         <w:top w:val="single" w:sz="4" w:space="10" w:color="2F5496" w:themeColor="accent1" w:themeShade="BF"/>
@@ -2807,7 +2935,7 @@
     <w:basedOn w:val="DefaultParagraphFont"/>
     <w:link w:val="IntenseQuote"/>
     <w:uiPriority w:val="30"/>
-    <w:rsid w:val="001D256A"/>
+    <w:rsid w:val="00017F7D"/>
     <w:rPr>
       <w:i/>
       <w:iCs/>
@@ -2819,7 +2947,7 @@
     <w:basedOn w:val="DefaultParagraphFont"/>
     <w:uiPriority w:val="32"/>
     <w:qFormat/>
-    <w:rsid w:val="001D256A"/>
+    <w:rsid w:val="00017F7D"/>
     <w:rPr>
       <w:b/>
       <w:bCs/>
